--- a/04/04_gyakorlat_https_tls_tanusitvanyok.docx
+++ b/04/04_gyakorlat_https_tls_tanusitvanyok.docx
@@ -285,31 +285,6 @@
       <w:proofErr w:type="spellStart"/>
       <w:r>
         <w:t>figyelmeztetést</w:t>
-      </w:r>
-      <w:proofErr w:type="spellEnd"/>
-      <w:r>
-        <w:br/>
-        <w:t xml:space="preserve">• </w:t>
-      </w:r>
-      <w:proofErr w:type="spellStart"/>
-      <w:r>
-        <w:t>az</w:t>
-      </w:r>
-      <w:proofErr w:type="spellEnd"/>
-      <w:r>
-        <w:t xml:space="preserve"> </w:t>
-      </w:r>
-      <w:proofErr w:type="spellStart"/>
-      <w:r>
-        <w:t>automatikus</w:t>
-      </w:r>
-      <w:proofErr w:type="spellEnd"/>
-      <w:r>
-        <w:t xml:space="preserve"> HTTPS-re </w:t>
-      </w:r>
-      <w:proofErr w:type="spellStart"/>
-      <w:r>
-        <w:t>irányítást</w:t>
       </w:r>
       <w:proofErr w:type="spellEnd"/>
     </w:p>

--- a/04/04_gyakorlat_https_tls_tanusitvanyok.docx
+++ b/04/04_gyakorlat_https_tls_tanusitvanyok.docx
@@ -189,6 +189,9 @@
       <w:proofErr w:type="spellEnd"/>
     </w:p>
     <w:p>
+      <w:pPr>
+        <w:spacing w:before="120"/>
+      </w:pPr>
       <w:proofErr w:type="spellStart"/>
       <w:r>
         <w:t>Nyisd</w:t>
@@ -328,6 +331,9 @@
       <w:proofErr w:type="spellEnd"/>
     </w:p>
     <w:p>
+      <w:pPr>
+        <w:spacing w:before="120"/>
+      </w:pPr>
       <w:proofErr w:type="spellStart"/>
       <w:r>
         <w:t>Nyisd</w:t>
@@ -342,10 +348,6 @@
       </w:r>
       <w:r>
         <w:br/>
-        <w:t>• https://expired.badssl.com</w:t>
-      </w:r>
-      <w:r>
-        <w:br/>
       </w:r>
       <w:r>
         <w:br/>
@@ -438,6 +440,125 @@
         <w:t>Tanúsítványlánc</w:t>
       </w:r>
       <w:proofErr w:type="spellEnd"/>
+    </w:p>
+    <w:p>
+      <w:pPr>
+        <w:spacing w:after="0"/>
+      </w:pPr>
+    </w:p>
+    <w:p>
+      <w:r>
+        <w:t xml:space="preserve">Most </w:t>
+      </w:r>
+      <w:proofErr w:type="spellStart"/>
+      <w:r>
+        <w:t>nyisd</w:t>
+      </w:r>
+      <w:proofErr w:type="spellEnd"/>
+      <w:r>
+        <w:t xml:space="preserve"> meg:  </w:t>
+      </w:r>
+      <w:r>
+        <w:t>https://expired.badssl.com</w:t>
+      </w:r>
+    </w:p>
+    <w:p>
+      <w:proofErr w:type="spellStart"/>
+      <w:r>
+        <w:t>Vizsgáld</w:t>
+      </w:r>
+      <w:proofErr w:type="spellEnd"/>
+      <w:r>
+        <w:t xml:space="preserve"> meg </w:t>
+      </w:r>
+      <w:proofErr w:type="spellStart"/>
+      <w:r>
+        <w:t>ezt</w:t>
+      </w:r>
+      <w:proofErr w:type="spellEnd"/>
+      <w:r>
+        <w:t xml:space="preserve"> a</w:t>
+      </w:r>
+      <w:r>
+        <w:t xml:space="preserve"> </w:t>
+      </w:r>
+      <w:proofErr w:type="spellStart"/>
+      <w:r>
+        <w:t>lejárt</w:t>
+      </w:r>
+      <w:proofErr w:type="spellEnd"/>
+      <w:r>
+        <w:t xml:space="preserve"> </w:t>
+      </w:r>
+      <w:proofErr w:type="spellStart"/>
+      <w:r>
+        <w:t>tanúsítványt</w:t>
+      </w:r>
+      <w:proofErr w:type="spellEnd"/>
+      <w:r>
+        <w:t>.</w:t>
+      </w:r>
+      <w:r>
+        <w:t xml:space="preserve"> </w:t>
+      </w:r>
+    </w:p>
+    <w:p>
+      <w:proofErr w:type="spellStart"/>
+      <w:r>
+        <w:t>Megjegyzés</w:t>
+      </w:r>
+      <w:proofErr w:type="spellEnd"/>
+      <w:r>
+        <w:t xml:space="preserve">: A </w:t>
+      </w:r>
+      <w:proofErr w:type="spellStart"/>
+      <w:r>
+        <w:t>böngésző</w:t>
+      </w:r>
+      <w:proofErr w:type="spellEnd"/>
+      <w:r>
+        <w:t xml:space="preserve"> </w:t>
+      </w:r>
+      <w:proofErr w:type="spellStart"/>
+      <w:r>
+        <w:t>figyelmeztetést</w:t>
+      </w:r>
+      <w:proofErr w:type="spellEnd"/>
+      <w:r>
+        <w:t xml:space="preserve"> </w:t>
+      </w:r>
+      <w:proofErr w:type="spellStart"/>
+      <w:r>
+        <w:t>ír</w:t>
+      </w:r>
+      <w:proofErr w:type="spellEnd"/>
+      <w:r>
+        <w:t xml:space="preserve"> ki, </w:t>
+      </w:r>
+      <w:proofErr w:type="spellStart"/>
+      <w:r>
+        <w:t>hogy</w:t>
+      </w:r>
+      <w:proofErr w:type="spellEnd"/>
+      <w:r>
+        <w:t xml:space="preserve"> a </w:t>
+      </w:r>
+      <w:proofErr w:type="spellStart"/>
+      <w:r>
+        <w:t>tanúsítvány</w:t>
+      </w:r>
+      <w:proofErr w:type="spellEnd"/>
+      <w:r>
+        <w:t xml:space="preserve"> </w:t>
+      </w:r>
+      <w:proofErr w:type="spellStart"/>
+      <w:r>
+        <w:t>lejárt</w:t>
+      </w:r>
+      <w:proofErr w:type="spellEnd"/>
+      <w:r>
+        <w:t>.</w:t>
+      </w:r>
     </w:p>
     <w:p>
       <w:pPr>
@@ -470,6 +591,22 @@
         <w:t>Tanúsítványlánc</w:t>
       </w:r>
       <w:proofErr w:type="spellEnd"/>
+    </w:p>
+    <w:p>
+      <w:pPr>
+        <w:spacing w:before="120"/>
+      </w:pPr>
+      <w:proofErr w:type="spellStart"/>
+      <w:r>
+        <w:t>Nyisd</w:t>
+      </w:r>
+      <w:proofErr w:type="spellEnd"/>
+      <w:r>
+        <w:t xml:space="preserve"> meg: </w:t>
+      </w:r>
+      <w:r>
+        <w:t>https://httpbin.org/</w:t>
+      </w:r>
     </w:p>
     <w:p>
       <w:proofErr w:type="spellStart"/>
@@ -619,6 +756,9 @@
       </w:r>
     </w:p>
     <w:p>
+      <w:pPr>
+        <w:spacing w:before="120"/>
+      </w:pPr>
       <w:proofErr w:type="spellStart"/>
       <w:r>
         <w:t>Nyisd</w:t>
